--- a/outputs/docx/03_benchmark.docx
+++ b/outputs/docx/03_benchmark.docx
@@ -69,7 +69,7 @@
         <w:pStyle w:val="BodyText"/>
       </w:pPr>
       <w:r>
-        <w:t xml:space="preserve">In rand, the gap to peer median is R420m on the as-reported opex measure, R349m of it in non-life, and nil on the comparable measure, where AFS is already below the median and the stretch to top quartile is R563m. Realised at the Normalisation factors this gives a benchmark hypothesis of R210m to R556m on the opex pools, which brackets the precedent-based hypothesis of R187m to R541m from the AFS cost base tab. The two routes agree to within the width of the assumptions. Twenty precedents with hard numbers show targets of 6 to 13 percent of the addressable base over two to three years, with delivery often above target, at a cost to achieve of 0.25 to 0.7 times run-rate savings for headcount and procurement programmes and 1.5 to 2 times where platforms or licences are consolidated.</w:t>
+        <w:t xml:space="preserve">In rand, the gap to peer median is R420m on the as-reported opex measure, R349m of it in non-life, and nil on the comparable measure, where AFS is already below the median and the stretch to top quartile is R563m. Realised at the Normalisation factors this gives a benchmark hypothesis of R210m to R556m on the opex pools, which brackets the precedent-based hypothesis of R211m to R594m from the AFS cost base tab. The two routes agree to within the width of the assumptions. Twenty precedents with hard numbers show targets of 6 to 13 percent of the addressable base over two to three years, with delivery often above target, at a cost to achieve of 0.25 to 0.7 times run-rate savings for headcount and procurement programmes and 1.5 to 2 times where platforms or licences are consolidated.</w:t>
       </w:r>
     </w:p>
     <w:bookmarkEnd w:id="20"/>
@@ -35618,7 +35618,7 @@
         <w:pStyle w:val="BodyText"/>
       </w:pPr>
       <w:r>
-        <w:t xml:space="preserve">The benchmark hypothesis of roughly R210m to R556m on the opex pools and the precedent-based hypothesis of R187m to R541m on the addressable base are two independent routes to the same order of magnitude. Both exclude claims leakage, reinsurance and capital, which add R75m to R382m on the AFS cost base tab. The combined range of R252m to R754m should be presented as the envelope within which management information will place the number.</w:t>
+        <w:t xml:space="preserve">The benchmark hypothesis of roughly R210m to R556m on the opex pools and the precedent-based hypothesis of R211m to R594m on the addressable base are two independent routes to the same order of magnitude. Both exclude claims leakage, reinsurance and capital, which add R75m to R382m on the AFS cost base tab. The combined range of R276m to R806m should be presented as the envelope within which management information will place the number.</w:t>
       </w:r>
     </w:p>
     <w:bookmarkEnd w:id="38"/>
